--- a/sales-templates/en/eduasiste-personas.docx
+++ b/sales-templates/en/eduasiste-personas.docx
@@ -19,13 +19,13 @@
           <w:bCs/>
           <w:b/>
         </w:rPr>
-        <w:t xml:space="preserve">HOW TO USE THIS TEMPLATE</w:t>
+        <w:t xml:space="preserve">HOW TO USE THIS TEMPLATE.</w:t>
       </w:r>
       <w:r>
         <w:t xml:space="preserve"> </w:t>
       </w:r>
       <w:r>
-        <w:t xml:space="preserve">— 1.</w:t>
+        <w:t xml:space="preserve">1.</w:t>
       </w:r>
       <w:r>
         <w:t xml:space="preserve"> </w:t>
@@ -83,7 +83,7 @@
           <w:iCs/>
           <w:i/>
         </w:rPr>
-        <w:t xml:space="preserve">This is a reference / cheat-sheet — no fields to replace. Customize freely.</w:t>
+        <w:t xml:space="preserve">This is a reference cheat sheet. No fields to replace, so customize freely.</w:t>
       </w:r>
     </w:p>
     <w:p>
@@ -91,7 +91,7 @@
         <w:pStyle w:val="FirstParagraph"/>
       </w:pPr>
       <w:r>
-        <w:t xml:space="preserve">Understanding who you're talking to helps you tailor your pitch and your demo. EduAsiste sells to families and educators, so the voice is warm, parent-to-parent and educator-to-educator — never pushy. Each persona below maps a buyer's world to the words and the demo moments that land for them. These are internal reference notes: read the one that matches your prospect before the call.</w:t>
+        <w:t xml:space="preserve">Understanding who you're talking to helps you tailor your pitch and your demo. EduAsiste sells to families and educators, so the voice is warm, parent to parent and educator to educator, never pushy. Each persona below maps a buyer's world to the words and the demo moments that land for them. These are internal reference notes: read the one that matches your prospect before the call.</w:t>
       </w:r>
     </w:p>
     <w:p>
@@ -99,7 +99,7 @@
         <w:pStyle w:val="BodyText"/>
       </w:pPr>
       <w:r>
-        <w:t xml:space="preserve">Across every persona, the core mental-model shift is the same. EduAsiste is two twins in one continuous conversation: the learner gets an AI tutor twin that teaches Socratically (asking questions, not handing over answers), and the adult gets a twin that stays in the loop automatically. The twins talk to each other, so the adult always knows what the child learned today — not just the grade they eventually got. Lead with that, then tailor to the persona.</w:t>
+        <w:t xml:space="preserve">Across every persona, the core mental-model shift is the same. EduAsiste is two twins in one continuous conversation. The learner gets an AI tutor twin that teaches Socratically (asking questions instead of handing over answers), and the adult gets a twin that stays in the loop automatically. The twins talk to each other, so the adult always knows what the child learned today, not just the grade they eventually got. Lead with that, then tailor to the persona.</w:t>
       </w:r>
     </w:p>
     <w:p>
@@ -143,7 +143,7 @@
         <w:t xml:space="preserve">Role</w:t>
       </w:r>
       <w:r>
-        <w:t xml:space="preserve">: Parent of a K–8 child (often a working parent juggling a full schedule)</w:t>
+        <w:t xml:space="preserve">: Parent of a K to 8 child (often a working parent juggling a full schedule)</w:t>
       </w:r>
     </w:p>
     <w:p>
@@ -181,7 +181,7 @@
         <w:t xml:space="preserve">Age</w:t>
       </w:r>
       <w:r>
-        <w:t xml:space="preserve">: 32–45</w:t>
+        <w:t xml:space="preserve">: 32 to 45</w:t>
       </w:r>
     </w:p>
     <w:bookmarkEnd w:id="20"/>
@@ -215,7 +215,7 @@
         <w:pStyle w:val="Compact"/>
       </w:pPr>
       <w:r>
-        <w:t xml:space="preserve">Finds out about a hard week when the report card lands — and even then it's a score, not an explanation</w:t>
+        <w:t xml:space="preserve">Finds out about a hard week when the report card lands, and even then it's a score, not an explanation</w:t>
       </w:r>
     </w:p>
     <w:p>
@@ -421,7 +421,7 @@
           <w:bCs/>
           <w:b/>
         </w:rPr>
-        <w:t xml:space="preserve">Pillar 1 — See what your child learned today</w:t>
+        <w:t xml:space="preserve">Pillar 1, see what your child learned today</w:t>
       </w:r>
       <w:r>
         <w:t xml:space="preserve">: ask the parent twin "How's Emma doing in reading this week?" and show the live answer pulled from her learning twin.</w:t>
@@ -440,7 +440,7 @@
           <w:bCs/>
           <w:b/>
         </w:rPr>
-        <w:t xml:space="preserve">Pillar 3 — Socratic study sessions, auto-summarized</w:t>
+        <w:t xml:space="preserve">Pillar 3, Socratic study sessions, auto-summarized</w:t>
       </w:r>
       <w:r>
         <w:t xml:space="preserve">: show a session where the child's twin guides by asking, then the summary of what clicked and what didn't lands in the parent's chat.</w:t>
@@ -459,7 +459,7 @@
           <w:bCs/>
           <w:b/>
         </w:rPr>
-        <w:t xml:space="preserve">Pillar 5 — Full transparency</w:t>
+        <w:t xml:space="preserve">Pillar 5, full transparency</w:t>
       </w:r>
       <w:r>
         <w:t xml:space="preserve">: show that every time the parent looks at the child's data, the child can see it happened.</w:t>
@@ -492,7 +492,7 @@
         <w:pStyle w:val="BlockText"/>
       </w:pPr>
       <w:r>
-        <w:t xml:space="preserve">"You don't have to wait for the report card to find out your child had a hard week. EduAsiste gives your child their own AI tutor, and gives you a parent twin that stays in the loop automatically — like having a teacher who reports to you after every lesson. You'll know what your child learned today, and you can act on it tonight."</w:t>
+        <w:t xml:space="preserve">"You don't have to wait for the report card to find out your child had a hard week. EduAsiste gives your child their own AI tutor, and gives you a parent twin that stays in the loop automatically, like having a teacher who reports to you after every lesson. You'll know what your child learned today, and you can act on it tonight."</w:t>
       </w:r>
     </w:p>
     <w:p>
@@ -576,7 +576,7 @@
         <w:t xml:space="preserve">Age</w:t>
       </w:r>
       <w:r>
-        <w:t xml:space="preserve">: 30–50</w:t>
+        <w:t xml:space="preserve">: 30 to 50</w:t>
       </w:r>
     </w:p>
     <w:bookmarkEnd w:id="27"/>
@@ -752,7 +752,7 @@
         <w:t xml:space="preserve">Real Socratic tutoring</w:t>
       </w:r>
       <w:r>
-        <w:t xml:space="preserve">: "Your child's twin walks them toward the answer by asking questions — it never just does the thinking for them."</w:t>
+        <w:t xml:space="preserve">: "Your child's twin walks them toward the answer by asking questions. It never just does the thinking for them."</w:t>
       </w:r>
     </w:p>
     <w:p>
@@ -790,7 +790,7 @@
         <w:t xml:space="preserve">You own it</w:t>
       </w:r>
       <w:r>
-        <w:t xml:space="preserve">: "Your child's data is yours — portable, exportable, deletable anytime."</w:t>
+        <w:t xml:space="preserve">: "Your child's data is yours, portable, exportable, deletable anytime."</w:t>
       </w:r>
     </w:p>
     <w:bookmarkEnd w:id="30"/>
@@ -816,7 +816,7 @@
           <w:bCs/>
           <w:b/>
         </w:rPr>
-        <w:t xml:space="preserve">Pillar 2 — Assign homework in 30 seconds</w:t>
+        <w:t xml:space="preserve">Pillar 2, assign homework in 30 seconds</w:t>
       </w:r>
       <w:r>
         <w:t xml:space="preserve">: type "practice times tables, 10 questions, due Friday" and show the worksheet for the child plus the private answer key for the parent.</w:t>
@@ -835,7 +835,7 @@
           <w:bCs/>
           <w:b/>
         </w:rPr>
-        <w:t xml:space="preserve">Pillar 3 — Socratic study sessions</w:t>
+        <w:t xml:space="preserve">Pillar 3, Socratic study sessions</w:t>
       </w:r>
       <w:r>
         <w:t xml:space="preserve">: show a guided session in a subject the parent finds hard to teach, then the auto-summary.</w:t>
@@ -854,7 +854,7 @@
           <w:bCs/>
           <w:b/>
         </w:rPr>
-        <w:t xml:space="preserve">Pillar 4 — Goals that move</w:t>
+        <w:t xml:space="preserve">Pillar 4, goals that move</w:t>
       </w:r>
       <w:r>
         <w:t xml:space="preserve">: set "finish the multiplication unit this month" and show the bar filling as the child's twin records progress.</w:t>
@@ -887,7 +887,7 @@
         <w:pStyle w:val="BlockText"/>
       </w:pPr>
       <w:r>
-        <w:t xml:space="preserve">"You're already the teacher, the planner, and the parent. EduAsiste takes the worksheet-building and the subjects you dread off your plate, and gives your child a tutor that teaches by asking, not telling. You stay in charge of the whole education — you just stop doing it all by hand."</w:t>
+        <w:t xml:space="preserve">"You're already the teacher, the planner, and the parent. EduAsiste takes the worksheet-building and the subjects you dread off your plate, and gives your child a tutor that teaches by asking instead of telling. You stay in charge of the whole education. You just stop doing it all by hand."</w:t>
       </w:r>
     </w:p>
     <w:p>
@@ -971,7 +971,7 @@
         <w:t xml:space="preserve">Age</w:t>
       </w:r>
       <w:r>
-        <w:t xml:space="preserve">: 28–55</w:t>
+        <w:t xml:space="preserve">: 28 to 55</w:t>
       </w:r>
     </w:p>
     <w:bookmarkEnd w:id="34"/>
@@ -1099,7 +1099,7 @@
         <w:pStyle w:val="Compact"/>
       </w:pPr>
       <w:r>
-        <w:t xml:space="preserve">"I'm juggling a dozen students and building every worksheet myself — I can't take on more without something breaking."</w:t>
+        <w:t xml:space="preserve">"I'm juggling a dozen students and building every worksheet myself. I can't take on more without something breaking."</w:t>
       </w:r>
     </w:p>
     <w:bookmarkEnd w:id="36"/>
@@ -1185,7 +1185,7 @@
         <w:t xml:space="preserve">Show parents the value</w:t>
       </w:r>
       <w:r>
-        <w:t xml:space="preserve">: "Give parents their own twin so they see progress for themselves — your best retention tool."</w:t>
+        <w:t xml:space="preserve">: "Give parents their own twin so they see progress for themselves, your best retention tool."</w:t>
       </w:r>
     </w:p>
     <w:bookmarkEnd w:id="37"/>
@@ -1211,7 +1211,7 @@
           <w:bCs/>
           <w:b/>
         </w:rPr>
-        <w:t xml:space="preserve">Pillar 2 — Assign homework in 30 seconds</w:t>
+        <w:t xml:space="preserve">Pillar 2, assign homework in 30 seconds</w:t>
       </w:r>
       <w:r>
         <w:t xml:space="preserve">: assign a worksheet to a student and show the private answer key for the tutor.</w:t>
@@ -1230,7 +1230,7 @@
           <w:bCs/>
           <w:b/>
         </w:rPr>
-        <w:t xml:space="preserve">Pillar 1 — Live progress</w:t>
+        <w:t xml:space="preserve">Pillar 1, live progress</w:t>
       </w:r>
       <w:r>
         <w:t xml:space="preserve">: ask "where is this student stuck this week?" before a session and get an answer pulled from their twin.</w:t>
@@ -1249,7 +1249,7 @@
           <w:bCs/>
           <w:b/>
         </w:rPr>
-        <w:t xml:space="preserve">Pillar 4 — Goals that move</w:t>
+        <w:t xml:space="preserve">Pillar 4, goals that move</w:t>
       </w:r>
       <w:r>
         <w:t xml:space="preserve">: show a structured program's goals filling in automatically as students practice.</w:t>
@@ -1268,7 +1268,7 @@
           <w:bCs/>
           <w:b/>
         </w:rPr>
-        <w:t xml:space="preserve">Pillar 5 — Transparency</w:t>
+        <w:t xml:space="preserve">Pillar 5, transparency</w:t>
       </w:r>
       <w:r>
         <w:t xml:space="preserve"> </w:t>
@@ -1292,7 +1292,7 @@
         <w:pStyle w:val="BlockText"/>
       </w:pPr>
       <w:r>
-        <w:t xml:space="preserve">"Your hour with each student stays exactly as it is — EduAsiste just makes sure the other six days of the week count too. You walk into every session already knowing what stuck, you assign practice in one sentence instead of building it by hand, and parents see their child's progress for themselves. That's how you take on more students without lowering quality."</w:t>
+        <w:t xml:space="preserve">"Your hour with each student stays exactly as it is. EduAsiste just makes sure the other six days of the week count too. You walk into every session already knowing what stuck, you assign practice in one sentence instead of building it by hand, and parents see their child's progress for themselves. That's how you take on more students without lowering quality."</w:t>
       </w:r>
     </w:p>
     <w:p>
@@ -1376,7 +1376,7 @@
         <w:t xml:space="preserve">Age</w:t>
       </w:r>
       <w:r>
-        <w:t xml:space="preserve">: 35–60</w:t>
+        <w:t xml:space="preserve">: 35 to 60</w:t>
       </w:r>
     </w:p>
     <w:bookmarkEnd w:id="41"/>
@@ -1571,7 +1571,7 @@
         <w:t xml:space="preserve">Sits alongside what you have</w:t>
       </w:r>
       <w:r>
-        <w:t xml:space="preserve">: "It coexists with your school systems via API where they expose one — it's not one more silo to maintain."</w:t>
+        <w:t xml:space="preserve">: "It coexists with your school systems via API where they expose one. It isn't one more silo to maintain."</w:t>
       </w:r>
     </w:p>
     <w:p>
@@ -1590,7 +1590,7 @@
         <w:t xml:space="preserve">Privacy you can defend</w:t>
       </w:r>
       <w:r>
-        <w:t xml:space="preserve">: "Designed around children's-data protections — GDPR-aligned controls, and FERPA/COPPA where applicable for US families and schools — with data residency, audit logging, and export-on-request documentation available under NDA." (For Chilean and LATAM schools, lead with Ley 21.719 / LPDP rather than the US frameworks.)</w:t>
+        <w:t xml:space="preserve">: "Designed around children's-data protections (GDPR-aligned controls, and FERPA/COPPA where applicable for US families and schools) with data residency, audit logging, and export-on-request documentation available under NDA." (For Chilean and LATAM schools, lead with Ley 21.719 / LPDP rather than the US frameworks.)</w:t>
       </w:r>
     </w:p>
     <w:bookmarkEnd w:id="44"/>
@@ -1616,10 +1616,10 @@
           <w:bCs/>
           <w:b/>
         </w:rPr>
-        <w:t xml:space="preserve">Pillar 1 — Cohort view</w:t>
-      </w:r>
-      <w:r>
-        <w:t xml:space="preserve">: show how an administrator can check progress across multiple learners. (Flag classroom/cohort view as the area still maturing — see Coming Soon.)</w:t>
+        <w:t xml:space="preserve">Pillar 1, cohort view</w:t>
+      </w:r>
+      <w:r>
+        <w:t xml:space="preserve">: show how an administrator can check progress across multiple learners. (Flag classroom/cohort view as the area still maturing. See Coming Soon.)</w:t>
       </w:r>
     </w:p>
     <w:p>
@@ -1654,10 +1654,10 @@
           <w:bCs/>
           <w:b/>
         </w:rPr>
-        <w:t xml:space="preserve">Pillar 5 — Transparency</w:t>
-      </w:r>
-      <w:r>
-        <w:t xml:space="preserve">: show that every adult view of a child's data is visible to the child — the trust story parents will ask about.</w:t>
+        <w:t xml:space="preserve">Pillar 5, transparency</w:t>
+      </w:r>
+      <w:r>
+        <w:t xml:space="preserve">: show that every adult view of a child's data is visible to the child, the trust story parents will ask about.</w:t>
       </w:r>
     </w:p>
     <w:p>
@@ -1694,7 +1694,7 @@
         <w:pStyle w:val="BlockText"/>
       </w:pPr>
       <w:r>
-        <w:t xml:space="preserve">"Your teachers stay, your systems stay, and your parents get the transparency they're asking for. EduAsiste gives you a single window into how the whole cohort is growing, keeps each child's context from disappearing at the next handoff, and gives you a privacy story you can defend to every parent who asks. It fills the gaps your tools leave — it doesn't replace what's already working."</w:t>
+        <w:t xml:space="preserve">"Your teachers stay, your systems stay, and your parents get the transparency they're asking for. EduAsiste gives you a single window into how the whole cohort is growing, keeps each child's context from disappearing at the next handoff, and gives you a privacy story you can defend to every parent who asks. It fills the gaps your tools leave. It doesn't replace what's already working."</w:t>
       </w:r>
     </w:p>
     <w:p>
@@ -1778,7 +1778,7 @@
         <w:t xml:space="preserve">Age</w:t>
       </w:r>
       <w:r>
-        <w:t xml:space="preserve">: 35–50</w:t>
+        <w:t xml:space="preserve">: 35 to 50</w:t>
       </w:r>
     </w:p>
     <w:bookmarkEnd w:id="48"/>
@@ -1954,7 +1954,7 @@
         <w:t xml:space="preserve">Measurable, explained progress</w:t>
       </w:r>
       <w:r>
-        <w:t xml:space="preserve">: "Not just a streak — what your child mastered and what's still shaky."</w:t>
+        <w:t xml:space="preserve">: "Not just a streak. You see what your child mastered and what's still shaky."</w:t>
       </w:r>
     </w:p>
     <w:p>
@@ -2018,10 +2018,10 @@
           <w:bCs/>
           <w:b/>
         </w:rPr>
-        <w:t xml:space="preserve">Pillar 4 — Goals that move</w:t>
-      </w:r>
-      <w:r>
-        <w:t xml:space="preserve">: set a concrete goal and show it auto-filling as the child's twin records progress — no manual check-ins.</w:t>
+        <w:t xml:space="preserve">Pillar 4, goals that move</w:t>
+      </w:r>
+      <w:r>
+        <w:t xml:space="preserve">: set a concrete goal and show it auto-filling as the child's twin records progress, no manual check-ins.</w:t>
       </w:r>
     </w:p>
     <w:p>
@@ -2037,7 +2037,7 @@
           <w:bCs/>
           <w:b/>
         </w:rPr>
-        <w:t xml:space="preserve">Pillar 1 — Live, explained progress</w:t>
+        <w:t xml:space="preserve">Pillar 1, live, explained progress</w:t>
       </w:r>
       <w:r>
         <w:t xml:space="preserve">: ask the parent twin where the child stands and show an answer that names what's mastered and what's still shaky.</w:t>
@@ -2056,7 +2056,7 @@
           <w:bCs/>
           <w:b/>
         </w:rPr>
-        <w:t xml:space="preserve">Pillar 3 — Socratic sessions</w:t>
+        <w:t xml:space="preserve">Pillar 3, Socratic sessions</w:t>
       </w:r>
       <w:r>
         <w:t xml:space="preserve">: show structured, guided practice toward the goal, auto-summarized to the parent.</w:t>
@@ -2089,7 +2089,7 @@
         <w:pStyle w:val="BlockText"/>
       </w:pPr>
       <w:r>
-        <w:t xml:space="preserve">"You set the target; EduAsiste makes the progress toward it visible and real — not a streak, but what your child has actually mastered and what's still shaky. The goals fill in on their own, every session is summarized for you, and the twin does the structured pushing so your time with your child stays warm. The families who start a term ahead are never the ones playing catch-up at report-card time."</w:t>
+        <w:t xml:space="preserve">"You set the target; EduAsiste makes the progress toward it visible and real. Not a streak, but what your child has actually mastered and what's still shaky. The goals fill in on their own, every session is summarized for you, and the twin does the structured pushing so your time with your child stays warm. The families who start a term ahead are never the ones playing catch-up at report-card time."</w:t>
       </w:r>
     </w:p>
     <w:bookmarkEnd w:id="53"/>
